--- a/zanyatiya/Zanyatie_03_Praktika2_Pasport_Rech_po_slaydam.docx
+++ b/zanyatiya/Zanyatie_03_Praktika2_Pasport_Rech_po_slaydam.docx
@@ -1230,6 +1230,37 @@
           <w:szCs w:val="18"/>
         </w:rPr>
         <w:t xml:space="preserve">→ Это прямой ответ на пятую сложность из первой половины — ощущение формальности. Если связку не проговорить, паспорт воспримется как ещё одна форма для заполнения.</w:t>
+      </w:r>
+    </w:p>
+    <w:p>
+      <w:pPr>
+        <w:spacing w:after="130" w:before="0" w:line="288"/>
+      </w:pPr>
+      <w:r>
+        <w:rPr>
+          <w:rFonts w:ascii="Arial" w:cs="Arial" w:eastAsia="Arial" w:hAnsi="Arial"/>
+          <w:color w:val="1A1A1A"/>
+          <w:sz w:val="21"/>
+          <w:szCs w:val="21"/>
+        </w:rPr>
+        <w:t xml:space="preserve">Порядок второй половины — внизу слайда. Восемь минут на то, что такое паспорт и из чего он состоит. Двенадцать — на четыре раздела, которых в ваших листах не было: результат, границы, ресурсы и критерии успеха. Пятнадцать минут вы заполняете бланк. Последние десять — обмен с соседней командой и критерии, по которым я буду паспорт проверять.</w:t>
+      </w:r>
+    </w:p>
+    <w:p>
+      <w:pPr>
+        <w:spacing w:after="120" w:before="60" w:line="264"/>
+        <w:ind w:left="200"/>
+      </w:pPr>
+      <w:r>
+        <w:rPr>
+          <w:rFonts w:ascii="Arial" w:cs="Arial" w:eastAsia="Arial" w:hAnsi="Arial"/>
+          <w:i/>
+          <w:iCs/>
+          <w:color w:val="5B6B7D"/>
+          <w:sz w:val="18"/>
+          <w:szCs w:val="18"/>
+        </w:rPr>
+        <w:t xml:space="preserve">→ Проговорить хронометраж вслух: дальше будет жёсткий тайминг на заполнение, и зал должен знать об этом заранее.</w:t>
       </w:r>
     </w:p>
     <w:p>
